--- a/Отчёт.docx
+++ b/Отчёт.docx
@@ -26,7 +26,7 @@
         <w:t xml:space="preserve">Нуриева Ильнара, Левченко Диана, Царегородцев Сергей, Ризатдинова София, Станин Владислав</w:t>
       </w:r>
     </w:p>
-    <w:bookmarkStart w:id="30" w:name="характеристики-пациентов"/>
+    <w:bookmarkStart w:id="17" w:name="характеристики-пациентов"/>
     <w:p>
       <w:pPr>
         <w:pStyle w:val="Heading1"/>
@@ -35,7 +35,7 @@
         <w:t xml:space="preserve">Характеристики пациентов</w:t>
       </w:r>
     </w:p>
-    <w:bookmarkStart w:id="28" w:name="X7f41702ddd864625834d7e96c574228e4152e36"/>
+    <w:bookmarkStart w:id="15" w:name="X7f41702ddd864625834d7e96c574228e4152e36"/>
     <w:p>
       <w:pPr>
         <w:pStyle w:val="Heading2"/>
@@ -44,12 +44,15 @@
         <w:t xml:space="preserve">Критерии формирования популяции исследования</w:t>
       </w:r>
     </w:p>
-    <w:bookmarkStart w:id="25" w:name="первоначальные-критерии-включения"/>
     <w:p>
       <w:pPr>
-        <w:pStyle w:val="Heading3"/>
+        <w:pStyle w:val="FirstParagraph"/>
       </w:pPr>
       <w:r>
+        <w:rPr>
+          <w:b/>
+          <w:bCs/>
+        </w:rPr>
         <w:t xml:space="preserve">Первоначальные критерии включения:</w:t>
       </w:r>
     </w:p>
@@ -113,19 +116,21 @@
         <w:t xml:space="preserve">Прирост интенсивности боли после ходьбы на 20 м более чем на 20 мм по шкале ВАШ.</w:t>
       </w:r>
     </w:p>
-    <w:bookmarkEnd w:id="25"/>
-    <w:bookmarkStart w:id="26" w:name="корректировка-критериев-в-ходе-анализа"/>
     <w:p>
       <w:pPr>
-        <w:pStyle w:val="Heading3"/>
+        <w:pStyle w:val="FirstParagraph"/>
       </w:pPr>
       <w:r>
+        <w:rPr>
+          <w:b/>
+          <w:bCs/>
+        </w:rPr>
         <w:t xml:space="preserve">Корректировка критериев в ходе анализа</w:t>
       </w:r>
     </w:p>
     <w:p>
       <w:pPr>
-        <w:pStyle w:val="FirstParagraph"/>
+        <w:pStyle w:val="BodyText"/>
       </w:pPr>
       <w:r>
         <w:t xml:space="preserve">На этапе статистической обработки данных ряд критериев был смягчен:</w:t>
@@ -167,19 +172,21 @@
         <w:t xml:space="preserve">Сопутствующая патология: Критерии, касающиеся сопутствующих заболеваний и состояний, не учитывались в анализе в связи с отсутствием соответствующих данных в первичной документации.</w:t>
       </w:r>
     </w:p>
-    <w:bookmarkEnd w:id="26"/>
-    <w:bookmarkStart w:id="27" w:name="X09f415b1d3e68dd38b2696702168f05f43fa37d"/>
     <w:p>
       <w:pPr>
-        <w:pStyle w:val="Heading3"/>
+        <w:pStyle w:val="FirstParagraph"/>
       </w:pPr>
       <w:r>
+        <w:rPr>
+          <w:b/>
+          <w:bCs/>
+        </w:rPr>
         <w:t xml:space="preserve">Причины исключения пациентов из исследования</w:t>
       </w:r>
     </w:p>
     <w:p>
       <w:pPr>
-        <w:pStyle w:val="FirstParagraph"/>
+        <w:pStyle w:val="BodyText"/>
       </w:pPr>
       <w:r>
         <w:t xml:space="preserve">Из исследования были исключены 10 пациентов вследствие несоответствия следующим критериям включения/невключения:</w:t>
@@ -231,9 +238,8 @@
         </w:sectPr>
       </w:pPr>
     </w:p>
-    <w:bookmarkEnd w:id="27"/>
-    <w:bookmarkEnd w:id="28"/>
-    <w:bookmarkStart w:id="29" w:name="демография"/>
+    <w:bookmarkEnd w:id="15"/>
+    <w:bookmarkStart w:id="16" w:name="демография"/>
     <w:p>
       <w:pPr>
         <w:pStyle w:val="Heading2"/>
@@ -5822,9 +5828,9 @@
         <w:t xml:space="preserve">Распределение пациентов по полу, возрасту и индексу массы тела было сопоставимым в обеих группах. Женщины преобладали в обеих группах (Траумель — 70%, диклофенак — 76%; всего 35/48, или 73%). Мужчины составляли меньшую долю (24–30%): в группе Траумель — 7/23 (30%), в группе диклофенака — 6/25 (24%); всего 13/48, или 27%.</w:t>
       </w:r>
     </w:p>
-    <w:bookmarkEnd w:id="29"/>
-    <w:bookmarkEnd w:id="30"/>
-    <w:bookmarkStart w:id="33" w:name="анализ-эффективности"/>
+    <w:bookmarkEnd w:id="16"/>
+    <w:bookmarkEnd w:id="17"/>
+    <w:bookmarkStart w:id="20" w:name="анализ-эффективности"/>
     <w:p>
       <w:pPr>
         <w:pStyle w:val="Heading1"/>
@@ -5833,7 +5839,7 @@
         <w:t xml:space="preserve">Анализ эффективности</w:t>
       </w:r>
     </w:p>
-    <w:bookmarkStart w:id="31" w:name="интенсивность-боли-по-ваш-в-покое"/>
+    <w:bookmarkStart w:id="18" w:name="интенсивность-боли-по-ваш-в-покое"/>
     <w:p>
       <w:pPr>
         <w:pStyle w:val="Heading2"/>
@@ -13382,7 +13388,7 @@
         <w:t xml:space="preserve"> </w:t>
       </w:r>
       <w:r>
-        <w:t xml:space="preserve">Рисунок 1. Средние значения интенсивности боли (по ВАШ) в исследуемых группах в динамике.</w:t>
+        <w:t xml:space="preserve">Рисунок 1. Средние значения интенсивности боли (по ВАШ) в покое в исследуемых группах в динамике.</w:t>
       </w:r>
       <w:r>
         <w:t xml:space="preserve"> </w:t>
@@ -13443,21 +13449,19 @@
           <w:b/>
           <w:bCs/>
         </w:rPr>
-        <w:t xml:space="preserve">В качестве первичной конечной точки</w:t>
+        <w:t xml:space="preserve">Первичной конечной точкой</w:t>
       </w:r>
       <w:r>
         <w:t xml:space="preserve"> </w:t>
       </w:r>
       <w:r>
-        <w:t xml:space="preserve">выступало снижение интенсивности боли в коленном суставе в покое по 100 мм ВАШ (визуально-аналоговой шкале) на День 30 (Визит 3) по сравнению с исходным уровнем (Визит 1). Полученные разницы были протестированы между двумя группами (Траумель, Диклофенак) с помощью одностороннего t-критерия Стьюдента на уровне значимости 𝛼 = 0,025.</w:t>
+        <w:t xml:space="preserve">исследования являлось снижение интенсивности боли в коленном суставе в покое (по 100 мм ВАШ) на 30-й День (Визит 3) относительно исходного уровня (Визит 1). Различия между группами (Траумель и Диклофенак) тестировались с использованием одностороннего t-критерия Стьюдента при уровне значимости 𝛼=0,025</w:t>
       </w:r>
-    </w:p>
-    <w:p>
-      <w:pPr>
-        <w:pStyle w:val="BodyText"/>
-      </w:pPr>
       <w:r>
-        <w:t xml:space="preserve">Статистическая гипотеза не меньшей эффективности в исследовании была сформулирована следующим образом:</w:t>
+        <w:t xml:space="preserve"> </w:t>
+      </w:r>
+      <w:r>
+        <w:t xml:space="preserve">Статистическая гипотеза не меньшей эффективности была сформулирована следующим образом:</w:t>
       </w:r>
     </w:p>
     <w:p>
@@ -13471,7 +13475,7 @@
         <w:t xml:space="preserve"> </w:t>
       </w:r>
       <w:r>
-        <w:t xml:space="preserve">HA: μT - μR &gt; δ</w:t>
+        <w:t xml:space="preserve">HA: μT - μR &gt; δ,</w:t>
       </w:r>
     </w:p>
     <w:p>
@@ -13479,7 +13483,67 @@
         <w:pStyle w:val="BodyText"/>
       </w:pPr>
       <w:r>
-        <w:t xml:space="preserve">Где μT – среднее значение интенсивности боли по шкале ВАШ (мм) в группе, получающей лечение препаратом Траумель. μR – среднее значение интенсивности боли по шкале ВАШ (мм) в группе, получающей лечение препаратом Диклофенак. δ – граница не меньшей эффективности (-6,5 мм).</w:t>
+        <w:t xml:space="preserve">где</w:t>
+      </w:r>
+      <w:r>
+        <w:t xml:space="preserve"> </w:t>
+      </w:r>
+      <m:oMath>
+        <m:sSub>
+          <m:e>
+            <m:r>
+              <m:t>μ</m:t>
+            </m:r>
+          </m:e>
+          <m:sub>
+            <m:r>
+              <m:t>T</m:t>
+            </m:r>
+          </m:sub>
+        </m:sSub>
+      </m:oMath>
+      <w:r>
+        <w:t xml:space="preserve"> </w:t>
+      </w:r>
+      <w:r>
+        <w:t xml:space="preserve">— среднее изменение интенсивности боли по шкале ВАШ (мм) в группе, получающей лечение препаратом Траумель,</w:t>
+      </w:r>
+      <w:r>
+        <w:t xml:space="preserve"> </w:t>
+      </w:r>
+      <m:oMath>
+        <m:sSub>
+          <m:e>
+            <m:r>
+              <m:t>μ</m:t>
+            </m:r>
+          </m:e>
+          <m:sub>
+            <m:r>
+              <m:t>R</m:t>
+            </m:r>
+          </m:sub>
+        </m:sSub>
+      </m:oMath>
+      <w:r>
+        <w:t xml:space="preserve"> </w:t>
+      </w:r>
+      <w:r>
+        <w:t xml:space="preserve">— среднее изменение интенсивности боли по шкале ВАШ (мм) в группе, получающей лечение препаратом Диклофенак,</w:t>
+      </w:r>
+      <w:r>
+        <w:t xml:space="preserve"> </w:t>
+      </w:r>
+      <m:oMath>
+        <m:r>
+          <m:t>δ</m:t>
+        </m:r>
+      </m:oMath>
+      <w:r>
+        <w:t xml:space="preserve"> </w:t>
+      </w:r>
+      <w:r>
+        <w:t xml:space="preserve">— граница не меньшей эффективности (-6.5 мм).</w:t>
       </w:r>
     </w:p>
     <w:p>
@@ -13487,22 +13551,25 @@
         <w:pStyle w:val="BodyText"/>
       </w:pPr>
       <w:r>
-        <w:rPr>
-          <w:i/>
-          <w:iCs/>
-        </w:rPr>
-        <w:t xml:space="preserve">В качестве исходных параметров было взято следующее</w:t>
+        <w:t xml:space="preserve">Результаты анализа данной конечной точки представлены в таблице 3.</w:t>
       </w:r>
       <w:r>
-        <w:t xml:space="preserve">: априорное предположение о равной эффективности сравниваемых препаратов (ε = 0); граница не меньшей эффективности, установленная как половина минимального клинически значимого изменения по ВАШ, равная -6,5 мм; стандартное отклонение для снижения по шкале ВАШ σ = 8,35; вероятность ошибки I рода – 0,025; мощность – 80%.</w:t>
+        <w:t xml:space="preserve"> </w:t>
       </w:r>
-    </w:p>
-    <w:p>
-      <w:pPr>
-        <w:pStyle w:val="BodyText"/>
-      </w:pPr>
       <w:r>
-        <w:t xml:space="preserve">Разница показателей средней оценки интенсивности боли в коленном суставе в покое по 100 мм ВАШ между Визитами 1 и 3 в группе, принимающей препарат Траумель, составляет 9,78, в группе, принимающей препарат Диклофенак, – 18,36. Разница средних изменений интенсивности боли между визитами в группах составила -8,6. 97,5% доверительный интервал (-10,6 - Inf) включает границу не меньшей эффективности -6,5 мм; P-значение больше заданного уровня (0,977). Следовательно нулевая гипотеза не может быть отвергнута, отличие статистически незначимо.</w:t>
+        <w:t xml:space="preserve">Разница показателей средней оценки интенсивности боли в коленном суставе в покое между Визитами 1 и 3 составила 9.78 мм для группы Траумеля и 18.63 мм для группы Диклофенака.</w:t>
+      </w:r>
+      <w:r>
+        <w:t xml:space="preserve"> </w:t>
+      </w:r>
+      <w:r>
+        <w:t xml:space="preserve">Разница средних изменений интенсивности боли между группами составила -8.6 мм.</w:t>
+      </w:r>
+      <w:r>
+        <w:t xml:space="preserve"> </w:t>
+      </w:r>
+      <w:r>
+        <w:t xml:space="preserve">97.5% доверительный интервал (-10.6; Inf) включает границу не меньшей эффективности (-6.5 мм), p-значение (0.977) превышает заданный уровень значимости. Следовательно, нулевая гипотеза не может быть отвергнута, и статистически значимых различий между препаратами не выявлено.</w:t>
       </w:r>
     </w:p>
     <w:p>
@@ -13535,7 +13602,7 @@
         <w:pStyle w:val="BodyText"/>
       </w:pPr>
       <w:r>
-        <w:t xml:space="preserve">Различия показателей средней оценки интенсивности боли в коленном суставе в покое между Визитами 1 и 2 составили для группы, применявшей препарат «Траумель»: 4,96 мм, для группы, применявшей . препарат диклофенак 10,80 мм. Разница средних изменений интенсивности боли между группами составила -5,8 мм, 97,5% доверительный интервал (-8,0; Inf) включает границу не меньшей эффективности (-6,5 мм}). P-значение (0,273) превышает заданный уровень значимости, что свидетельствует о статистически незначимом различии между группами.</w:t>
+        <w:t xml:space="preserve">Различия показателей средней оценки интенсивности боли в коленном суставе в покое между Визитами 1 и 2 составили 4.96 мм и 10.8 мм для пациентов, применявших Траумель и диклофенак соответственно. Разница средних изменений интенсивности боли между группами составила -5.8 мм. 97.5% доверительный интервал (-8,0; Inf) включает границу не меньшей эффективности (-6.5 мм), p-значение (0,273) превышает заданный уровень значимости, что свидетельствует о статистически незначимом различии между группами.</w:t>
       </w:r>
     </w:p>
     <w:p xmlns:w14="http://schemas.microsoft.com/office/word/2010/wordml">
@@ -14542,8 +14609,8 @@
         </w:sectPr>
       </w:pPr>
     </w:p>
-    <w:bookmarkEnd w:id="31"/>
-    <w:bookmarkStart w:id="32" w:name="интенсивность-боли-по-ваш-после-нагрузки"/>
+    <w:bookmarkEnd w:id="18"/>
+    <w:bookmarkStart w:id="19" w:name="интенсивность-боли-по-ваш-после-нагрузки"/>
     <w:p>
       <w:pPr>
         <w:pStyle w:val="Heading2"/>
@@ -14556,9 +14623,11 @@
       <w:pPr>
         <w:pStyle w:val="FirstParagraph"/>
       </w:pPr>
-      <w:r>
-        <w:t xml:space="preserve"> </w:t>
-      </w:r>
+    </w:p>
+    <w:p>
+      <w:pPr>
+        <w:pStyle w:val="BodyText"/>
+      </w:pPr>
       <w:r>
         <w:t xml:space="preserve">Описательная статистика результатов оценки интенсивности боли по ВАШ после нагрузки в исследуемых группах представлена в Таблице 4.</w:t>
       </w:r>
@@ -22100,7 +22169,7 @@
         <w:t xml:space="preserve"> </w:t>
       </w:r>
       <w:r>
-        <w:t xml:space="preserve">Рисунок 2. График, отображающий динамику средних значений интенсивности боли по ВАШ в рассматриваемых группах после нагрузки.</w:t>
+        <w:t xml:space="preserve">Рисунок 2. Средние значения интенсивности боли (по ВАШ) после нагрузки в исследуемых группах в динамике.</w:t>
       </w:r>
       <w:r>
         <w:t xml:space="preserve"> </w:t>
@@ -22157,17 +22226,11 @@
         <w:pStyle w:val="BodyText"/>
       </w:pPr>
       <w:r>
-        <w:t xml:space="preserve">В качестве следующей</w:t>
-      </w:r>
-      <w:r>
-        <w:t xml:space="preserve"> </w:t>
-      </w:r>
-      <w:r>
         <w:rPr>
           <w:b/>
           <w:bCs/>
         </w:rPr>
-        <w:t xml:space="preserve">вторичной конечной точки</w:t>
+        <w:t xml:space="preserve">В качестве следующей вторичной конечной точки</w:t>
       </w:r>
       <w:r>
         <w:t xml:space="preserve"> </w:t>
@@ -22181,7 +22244,13 @@
         <w:pStyle w:val="BodyText"/>
       </w:pPr>
       <w:r>
-        <w:t xml:space="preserve">Разница показателей средней оценки интенсивности боли в коленном суставе в покое между Визитами 1 и 3 составила 9,65 мм в группе, применявшей препарат «Траумель», и 19,36 мм в группе, применявшей препарат «Диклофенак».</w:t>
+        <w:t xml:space="preserve">Разница показателей средней оценки интенсивности боли в коленном суставе в покое между Визитами 1 и 2 составила 6.43 мм в группе, применявшей препарат Траумель, и 11.52 мм в группе, применявшей препарат диклофенак.</w:t>
+      </w:r>
+      <w:r>
+        <w:t xml:space="preserve"> </w:t>
+      </w:r>
+      <w:r>
+        <w:t xml:space="preserve">Разница средних изменений интенсивности боли между визитами в группах составила -5.1 мм. При этом 97.5% доверительный интервал (-8.3; Inf) включает границу не меньшей эффективности, установленную на уровне -6.5 мм. P-значение (0.188) оказалось больше заданного уровня значимости. Следовательно, нулевая гипотеза не может быть отвергнута, и отличие статистически незначимо.</w:t>
       </w:r>
     </w:p>
     <w:p>
@@ -22189,7 +22258,13 @@
         <w:pStyle w:val="BodyText"/>
       </w:pPr>
       <w:r>
-        <w:t xml:space="preserve">Разница средних изменений интенсивности боли между визитами в группах составила -9,7 мм. При этом 97,5% доверительный интервал (-12,7; Inf) включает границу не меньшей эффективности, установленную на уровне -6,5 мм. P-значение (0,981) оказалось больше заданного уровня значимости. Следовательно, нулевая гипотеза не может быть отвергнута, и отличие статистически незначимо.</w:t>
+        <w:t xml:space="preserve">Разница показателей средней оценки интенсивности боли в коленном суставе в покое между Визитами 1 и 3 составила 9.65 мм в группе, применявшей препарат Траумель, и 19.36 мм в группе, применявшей препарат диклофенак.</w:t>
+      </w:r>
+      <w:r>
+        <w:t xml:space="preserve"> </w:t>
+      </w:r>
+      <w:r>
+        <w:t xml:space="preserve">Разница средних изменений интенсивности боли между визитами в группах составила -9.7 мм. При этом 97,5% доверительный интервал (-12,7; Inf) включает границу не меньшей эффективности, установленную на уровне -6,5 мм. P-значение (0,981) оказалось больше заданного уровня значимости. Следовательно, нулевая гипотеза не может быть отвергнута, и отличие статистически незначимо.</w:t>
       </w:r>
     </w:p>
     <w:p xmlns:w14="http://schemas.microsoft.com/office/word/2010/wordml">
@@ -26419,6 +26494,37 @@
         </w:tc>
       </w:tr>
     </w:tbl>
+    <w:p>
+      <w:pPr>
+        <w:pStyle w:val="BodyText"/>
+      </w:pPr>
+    </w:p>
+    <w:p>
+      <w:pPr>
+        <w:pStyle w:val="BodyText"/>
+      </w:pPr>
+      <w:r>
+        <w:rPr>
+          <w:b/>
+          <w:bCs/>
+        </w:rPr>
+        <w:t xml:space="preserve">В качестве заключительной вторичной конечной точки</w:t>
+      </w:r>
+      <w:r>
+        <w:t xml:space="preserve"> </w:t>
+      </w:r>
+      <w:r>
+        <w:t xml:space="preserve">было рассмотрено процентное снижение оценки пациентом боли в коленном суставе по ВАШ после нагрузки (ходьба пешком 20 м) на 14-й и 30-й день (Визиты 2 и 3) по сравнению с исходным значением (Визит 1).</w:t>
+      </w:r>
+    </w:p>
+    <w:p>
+      <w:pPr>
+        <w:pStyle w:val="BodyText"/>
+      </w:pPr>
+      <w:r>
+        <w:t xml:space="preserve">Полученные процентные изменения интенсивности боли после нагрузки были протестированы между двумя группами (Траумель и диклофенак) с помощью одностороннего t-критерия Стьюдента на уровне значимости 0.025 относительно выбранной границы не меньшей эффективности (-5%). Результаты анализа данной конечной точки представлены в таблице 7.</w:t>
+      </w:r>
+    </w:p>
     <w:p xmlns:w14="http://schemas.microsoft.com/office/word/2010/wordml">
       <w:pPr>
         <w:pStyle w:val="TableCaption"/>
@@ -27418,7 +27524,13 @@
         <w:pStyle w:val="BodyText"/>
       </w:pPr>
       <w:r>
-        <w:t xml:space="preserve">В качестве заключительной вторичной конечной точки было рассмотрено процентное снижение оценки пациентом боли в коленном суставе по ВАШ после нагрузки (ходьба пешком 20 м) на 14-й и 30-й день (Визиты 2 и 3) по сравнению с исходным значением (Визит 1).</w:t>
+        <w:t xml:space="preserve">Среднее изменение в оценке интенсивности боли в коленном суставе по ВАШ после нагрузки от исходного уровня на Визите 2 составило 9.77% в группе, применявшей препарат Траумель, и 20.31% в группе диклофенака.</w:t>
+      </w:r>
+      <w:r>
+        <w:t xml:space="preserve"> </w:t>
+      </w:r>
+      <w:r>
+        <w:t xml:space="preserve">Разница средних изменений составила -10,5 процентных пункта. 97.5% доверительный интервал (-15.2%; Inf) включает границу не меньшей эффективности (-5%), p-значение (0.989) больше заданного уровня. Следовательно, нулевая гипотеза не может быть отвергнута, отличие статистически незначимо.</w:t>
       </w:r>
     </w:p>
     <w:p>
@@ -27426,42 +27538,18 @@
         <w:pStyle w:val="BodyText"/>
       </w:pPr>
       <w:r>
-        <w:t xml:space="preserve">Полученные процентные изменения интенсивности боли после нагрузки были протестированы между двумя группами (Траумель и диклофенак) с помощью одностороннего t-критерия Стьюдента на уровне значимости 0,025 относительно выбранной границы не меньшей эффективности (-5%). Результаты анализа данной конечной точки представлены в таблице 7.</w:t>
-      </w:r>
-    </w:p>
-    <w:p>
-      <w:pPr>
-        <w:pStyle w:val="BodyText"/>
-      </w:pPr>
-      <w:r>
-        <w:t xml:space="preserve">Среднее изменение в оценке интенсивности боли в коленном суставе по ВАШ после нагрузки от исходного уровня на Визите 2 составило 9,77% в группе, применявшей препарат Траумель, и 20,31% в группе диклофенака.</w:t>
-      </w:r>
-    </w:p>
-    <w:p>
-      <w:pPr>
-        <w:pStyle w:val="BodyText"/>
-      </w:pPr>
-      <w:r>
-        <w:t xml:space="preserve">Разница средних изменений составила -10,5 процентных пункта. 97,5% доверительный интервал (-15,2%; Inf) включает границу не меньшей эффективности (-5%), p-значение (0,989) больше заданного уровня. Следовательно, нулевая гипотеза не может быть отвергнута, отличие статистически незначимо.</w:t>
-      </w:r>
-    </w:p>
-    <w:p>
-      <w:pPr>
-        <w:pStyle w:val="BodyText"/>
-      </w:pPr>
-      <w:r>
-        <w:t xml:space="preserve">Среднее изменение в оценке интенсивности боли в коленном суставе по ВАШ после нагрузки от исходного уровня на Визите 3 составило 19,68% в группе Траумель и 34,41% в группе диклофенака.</w:t>
+        <w:t xml:space="preserve">Среднее изменение в оценке интенсивности боли в коленном суставе по ВАШ после нагрузки от исходного уровня на Визите 3 составило 19.68% в группе Траумель и 34.41% в группе диклофенака.</w:t>
       </w:r>
       <w:r>
         <w:t xml:space="preserve"> </w:t>
       </w:r>
       <w:r>
-        <w:t xml:space="preserve">Разница средних изменений составила -14,7 процентных пункта. 97,5% доверительный интервал (-20,0%; Inf) включает границу не меньшей эффективности (-5%), p-значение (1) больше заданного уровня значимости. Следовательно, нулевая гипотеза не может быть отвергнута, отличие статистически незначимо.</w:t>
+        <w:t xml:space="preserve">Разница средних изменений составила -14,7 процентных пункта. 97.5% доверительный интервал (-20.0%; Inf) включает границу не меньшей эффективности (-5%), p-значение (1) больше заданного уровня значимости. Следовательно, нулевая гипотеза не может быть отвергнута, отличие статистически незначимо.</w:t>
       </w:r>
     </w:p>
-    <w:bookmarkEnd w:id="32"/>
-    <w:bookmarkEnd w:id="33"/>
-    <w:bookmarkStart w:id="37" w:name="анализ-безопасности"/>
+    <w:bookmarkEnd w:id="19"/>
+    <w:bookmarkEnd w:id="20"/>
+    <w:bookmarkStart w:id="24" w:name="анализ-безопасности"/>
     <w:p>
       <w:pPr>
         <w:pStyle w:val="Heading1"/>
@@ -27470,7 +27558,7 @@
         <w:t xml:space="preserve">Анализ безопасности</w:t>
       </w:r>
     </w:p>
-    <w:bookmarkStart w:id="34" w:name="экг"/>
+    <w:bookmarkStart w:id="21" w:name="экг"/>
     <w:p>
       <w:pPr>
         <w:pStyle w:val="Heading2"/>
@@ -29532,8 +29620,8 @@
         <w:t xml:space="preserve">Результаты оценки ЭКГ по трём основным параметрам (QT-аномалии, нарушения ритма, изменения ST-T) в группах Траумель и диклофенак представлены в Таблице 8. Частота ЭКГ-отклонений была низкой и сопоставимой в обеих группах. Наиболее распространенной категорией отклонений являлись изменения сегмента ST-T.</w:t>
       </w:r>
     </w:p>
-    <w:bookmarkEnd w:id="34"/>
-    <w:bookmarkStart w:id="35" w:name="клинический-анализ-крови"/>
+    <w:bookmarkEnd w:id="21"/>
+    <w:bookmarkStart w:id="22" w:name="клинический-анализ-крови"/>
     <w:p>
       <w:pPr>
         <w:pStyle w:val="Heading2"/>
@@ -32641,8 +32729,8 @@
         <w:t xml:space="preserve">Таким образом, представленные гематологические параметры не демонстрируют клинически значимой разницы на старте исследования, группы сопоставимы по этим показателям</w:t>
       </w:r>
     </w:p>
-    <w:bookmarkEnd w:id="35"/>
-    <w:bookmarkStart w:id="36" w:name="жизненно-важные-показатели"/>
+    <w:bookmarkEnd w:id="22"/>
+    <w:bookmarkStart w:id="23" w:name="жизненно-важные-показатели"/>
     <w:p>
       <w:pPr>
         <w:pStyle w:val="Heading2"/>
@@ -40420,13 +40508,13 @@
         <w:t xml:space="preserve">В Таблице 10 представлены результаты оценки показателей жизненно важных функций (АД, температура, ЧДД, ЧСС) на каждом визите в группах Траумеля и Диклофенака. По всем параметрам на каждом визите преобладали значения в пределах нормы, а доля отклонений была низкой.</w:t>
       </w:r>
     </w:p>
-    <w:bookmarkEnd w:id="36"/>
-    <w:bookmarkEnd w:id="37"/>
+    <w:bookmarkEnd w:id="23"/>
+    <w:bookmarkEnd w:id="24"/>
     <w:sectPr>
+      <w:type w:val="continuous"/>
+      <w:pgSz w:h="16838" w:w="11906"/>
       <w:pgMar w:bottom="1417" w:footer="708" w:gutter="0" w:header="708" w:left="1417" w:right="1417" w:top="1417"/>
-      <w:pgSz w:h="16838" w:orient="portrait" w:w="11906"/>
-      <w:type w:val="continuous"/>
-      <w:cols/>
+      <w:cols w:space="720"/>
     </w:sectPr>
   </w:body>
 </w:document>
@@ -40824,12 +40912,98 @@
     </w:lvl>
   </w:abstractNum>
   <w:abstractNum w15:restartNumberingAfterBreak="0" w:abstractNumId="12">
+    <w:nsid w:val="00A99411"/>
+    <w:multiLevelType w:val="multilevel"/>
+    <w:tmpl w:val="DD92D8A6"/>
+    <w:lvl w:ilvl="0">
+      <w:start w:val="1"/>
+      <w:numFmt w:val="decimal"/>
+      <w:lvlText w:val="%1."/>
+      <w:lvlJc w:val="left"/>
+      <w:pPr>
+        <w:ind w:hanging="360" w:left="720"/>
+      </w:pPr>
+    </w:lvl>
+    <w:lvl w:ilvl="1">
+      <w:start w:val="1"/>
+      <w:numFmt w:val="decimal"/>
+      <w:lvlText w:val="%2."/>
+      <w:lvlJc w:val="left"/>
+      <w:pPr>
+        <w:ind w:hanging="360" w:left="1440"/>
+      </w:pPr>
+    </w:lvl>
+    <w:lvl w:ilvl="2">
+      <w:start w:val="1"/>
+      <w:numFmt w:val="decimal"/>
+      <w:lvlText w:val="%3."/>
+      <w:lvlJc w:val="left"/>
+      <w:pPr>
+        <w:ind w:hanging="360" w:left="2160"/>
+      </w:pPr>
+    </w:lvl>
+    <w:lvl w:ilvl="3">
+      <w:start w:val="1"/>
+      <w:numFmt w:val="decimal"/>
+      <w:lvlText w:val="%4."/>
+      <w:lvlJc w:val="left"/>
+      <w:pPr>
+        <w:ind w:hanging="360" w:left="2880"/>
+      </w:pPr>
+    </w:lvl>
+    <w:lvl w:ilvl="4">
+      <w:start w:val="1"/>
+      <w:numFmt w:val="decimal"/>
+      <w:lvlText w:val="%5."/>
+      <w:lvlJc w:val="left"/>
+      <w:pPr>
+        <w:ind w:hanging="360" w:left="3600"/>
+      </w:pPr>
+    </w:lvl>
+    <w:lvl w:ilvl="5">
+      <w:start w:val="1"/>
+      <w:numFmt w:val="decimal"/>
+      <w:lvlText w:val="%6."/>
+      <w:lvlJc w:val="left"/>
+      <w:pPr>
+        <w:ind w:hanging="360" w:left="4320"/>
+      </w:pPr>
+    </w:lvl>
+    <w:lvl w:ilvl="6">
+      <w:start w:val="1"/>
+      <w:numFmt w:val="decimal"/>
+      <w:lvlText w:val="%7."/>
+      <w:lvlJc w:val="left"/>
+      <w:pPr>
+        <w:ind w:hanging="360" w:left="5040"/>
+      </w:pPr>
+    </w:lvl>
+    <w:lvl w:ilvl="7">
+      <w:start w:val="1"/>
+      <w:numFmt w:val="decimal"/>
+      <w:lvlText w:val="%8."/>
+      <w:lvlJc w:val="left"/>
+      <w:pPr>
+        <w:ind w:hanging="360" w:left="5760"/>
+      </w:pPr>
+    </w:lvl>
+    <w:lvl w:ilvl="8">
+      <w:start w:val="1"/>
+      <w:numFmt w:val="decimal"/>
+      <w:lvlText w:val="%9."/>
+      <w:lvlJc w:val="left"/>
+      <w:pPr>
+        <w:ind w:hanging="360" w:left="6480"/>
+      </w:pPr>
+    </w:lvl>
+  </w:abstractNum>
+  <w:abstractNum w15:restartNumberingAfterBreak="0" w:abstractNumId="13">
     <w:nsid w:val="0BC657B3"/>
     <w:multiLevelType w:val="multilevel"/>
     <w:tmpl w:val="040C001D"/>
     <w:numStyleLink w:val="Defaultul"/>
   </w:abstractNum>
-  <w:abstractNum w15:restartNumberingAfterBreak="0" w:abstractNumId="13">
+  <w:abstractNum w15:restartNumberingAfterBreak="0" w:abstractNumId="14">
     <w:nsid w:val="15370A07"/>
     <w:multiLevelType w:val="multilevel"/>
     <w:tmpl w:val="040C001D"/>
@@ -40915,7 +41089,7 @@
       </w:pPr>
     </w:lvl>
   </w:abstractNum>
-  <w:abstractNum w15:restartNumberingAfterBreak="0" w:abstractNumId="14">
+  <w:abstractNum w15:restartNumberingAfterBreak="0" w:abstractNumId="15">
     <w:nsid w:val="170CD2DE"/>
     <w:multiLevelType w:val="multilevel"/>
     <w:tmpl w:val="A94065D6"/>
@@ -41019,7 +41193,7 @@
       </w:pPr>
     </w:lvl>
   </w:abstractNum>
-  <w:abstractNum w15:restartNumberingAfterBreak="0" w:abstractNumId="15">
+  <w:abstractNum w15:restartNumberingAfterBreak="0" w:abstractNumId="16">
     <w:nsid w:val="1A8E7783"/>
     <w:multiLevelType w:val="multilevel"/>
     <w:tmpl w:val="745A1C10"/>
@@ -41105,7 +41279,7 @@
       </w:pPr>
     </w:lvl>
   </w:abstractNum>
-  <w:abstractNum w15:restartNumberingAfterBreak="0" w:abstractNumId="16">
+  <w:abstractNum w15:restartNumberingAfterBreak="0" w:abstractNumId="17">
     <w:nsid w:val="249510A6"/>
     <w:multiLevelType w:val="multilevel"/>
     <w:tmpl w:val="439AF720"/>
@@ -41191,7 +41365,7 @@
       </w:pPr>
     </w:lvl>
   </w:abstractNum>
-  <w:abstractNum w15:restartNumberingAfterBreak="0" w:abstractNumId="17">
+  <w:abstractNum w15:restartNumberingAfterBreak="0" w:abstractNumId="18">
     <w:nsid w:val="25B42E34"/>
     <w:multiLevelType w:val="multilevel"/>
     <w:tmpl w:val="040C001D"/>
@@ -41297,13 +41471,13 @@
       </w:pPr>
     </w:lvl>
   </w:abstractNum>
-  <w:abstractNum w15:restartNumberingAfterBreak="0" w:abstractNumId="18">
+  <w:abstractNum w15:restartNumberingAfterBreak="0" w:abstractNumId="19">
     <w:nsid w:val="289B7C2A"/>
     <w:multiLevelType w:val="multilevel"/>
     <w:tmpl w:val="4B88F872"/>
     <w:numStyleLink w:val="Defaultol"/>
   </w:abstractNum>
-  <w:abstractNum w15:restartNumberingAfterBreak="0" w:abstractNumId="19">
+  <w:abstractNum w15:restartNumberingAfterBreak="0" w:abstractNumId="20">
     <w:nsid w:val="324A70B7"/>
     <w:multiLevelType w:val="multilevel"/>
     <w:tmpl w:val="4B88F872"/>
@@ -41390,7 +41564,7 @@
       </w:pPr>
     </w:lvl>
   </w:abstractNum>
-  <w:abstractNum w15:restartNumberingAfterBreak="0" w:abstractNumId="20">
+  <w:abstractNum w15:restartNumberingAfterBreak="0" w:abstractNumId="21">
     <w:nsid w:val="3A441560"/>
     <w:multiLevelType w:val="multilevel"/>
     <w:tmpl w:val="B1F2FF90"/>
@@ -41476,7 +41650,7 @@
       </w:pPr>
     </w:lvl>
   </w:abstractNum>
-  <w:abstractNum w15:restartNumberingAfterBreak="0" w:abstractNumId="21">
+  <w:abstractNum w15:restartNumberingAfterBreak="0" w:abstractNumId="22">
     <w:nsid w:val="3DCC70B2"/>
     <w:multiLevelType w:val="multilevel"/>
     <w:tmpl w:val="163C7B76"/>
@@ -41562,7 +41736,7 @@
       </w:pPr>
     </w:lvl>
   </w:abstractNum>
-  <w:abstractNum w15:restartNumberingAfterBreak="0" w:abstractNumId="22">
+  <w:abstractNum w15:restartNumberingAfterBreak="0" w:abstractNumId="23">
     <w:nsid w:val="635D1FEA"/>
     <w:multiLevelType w:val="multilevel"/>
     <w:tmpl w:val="13A28040"/>
@@ -41648,7 +41822,7 @@
       </w:pPr>
     </w:lvl>
   </w:abstractNum>
-  <w:abstractNum w15:restartNumberingAfterBreak="0" w:abstractNumId="23">
+  <w:abstractNum w15:restartNumberingAfterBreak="0" w:abstractNumId="24">
     <w:nsid w:val="66F16620"/>
     <w:multiLevelType w:val="multilevel"/>
     <w:tmpl w:val="92960A8E"/>
@@ -41734,7 +41908,7 @@
       </w:pPr>
     </w:lvl>
   </w:abstractNum>
-  <w:abstractNum w15:restartNumberingAfterBreak="0" w:abstractNumId="24">
+  <w:abstractNum w15:restartNumberingAfterBreak="0" w:abstractNumId="25">
     <w:nsid w:val="76F44708"/>
     <w:multiLevelType w:val="multilevel"/>
     <w:tmpl w:val="31C4A1B8"/>
@@ -41820,7 +41994,7 @@
       </w:pPr>
     </w:lvl>
   </w:abstractNum>
-  <w:abstractNum w15:restartNumberingAfterBreak="0" w:abstractNumId="25">
+  <w:abstractNum w15:restartNumberingAfterBreak="0" w:abstractNumId="26">
     <w:nsid w:val="78191783"/>
     <w:multiLevelType w:val="multilevel"/>
     <w:tmpl w:val="4B88F872"/>
@@ -41915,7 +42089,7 @@
       </w:pPr>
     </w:lvl>
   </w:abstractNum>
-  <w:abstractNum w15:restartNumberingAfterBreak="0" w:abstractNumId="26">
+  <w:abstractNum w15:restartNumberingAfterBreak="0" w:abstractNumId="27">
     <w:nsid w:val="7ECB79CB"/>
     <w:multiLevelType w:val="multilevel"/>
     <w:tmpl w:val="CDF26E9E"/>
@@ -42266,7 +42440,7 @@
     </w:lvl>
   </w:abstractNum>
   <w:num w16cid:durableId="1303920866" w:numId="1">
-    <w:abstractNumId w:val="14"/>
+    <w:abstractNumId w:val="15"/>
   </w:num>
   <w:num w16cid:durableId="370619249" w:numId="2">
     <w:abstractNumId w:val="4"/>
@@ -42299,46 +42473,46 @@
     <w:abstractNumId w:val="8"/>
   </w:num>
   <w:num w16cid:durableId="572743150" w:numId="12">
+    <w:abstractNumId w:val="25"/>
+  </w:num>
+  <w:num w16cid:durableId="1911959498" w:numId="13">
     <w:abstractNumId w:val="24"/>
   </w:num>
-  <w:num w16cid:durableId="1911959498" w:numId="13">
+  <w:num w16cid:durableId="1400664278" w:numId="14">
     <w:abstractNumId w:val="23"/>
   </w:num>
-  <w:num w16cid:durableId="1400664278" w:numId="14">
+  <w:num w16cid:durableId="797575161" w:numId="15">
     <w:abstractNumId w:val="22"/>
   </w:num>
-  <w:num w16cid:durableId="797575161" w:numId="15">
+  <w:num w16cid:durableId="1332903906" w:numId="16">
+    <w:abstractNumId w:val="16"/>
+  </w:num>
+  <w:num w16cid:durableId="293290679" w:numId="17">
+    <w:abstractNumId w:val="17"/>
+  </w:num>
+  <w:num w16cid:durableId="204610571" w:numId="18">
+    <w:abstractNumId w:val="27"/>
+  </w:num>
+  <w:num w16cid:durableId="218170936" w:numId="19">
     <w:abstractNumId w:val="21"/>
   </w:num>
-  <w:num w16cid:durableId="1332903906" w:numId="16">
-    <w:abstractNumId w:val="15"/>
-  </w:num>
-  <w:num w16cid:durableId="293290679" w:numId="17">
-    <w:abstractNumId w:val="16"/>
-  </w:num>
-  <w:num w16cid:durableId="204610571" w:numId="18">
+  <w:num w16cid:durableId="1539315709" w:numId="20">
     <w:abstractNumId w:val="26"/>
   </w:num>
-  <w:num w16cid:durableId="218170936" w:numId="19">
+  <w:num w16cid:durableId="684096350" w:numId="21">
+    <w:abstractNumId w:val="14"/>
+  </w:num>
+  <w:num w16cid:durableId="1375154319" w:numId="22">
+    <w:abstractNumId w:val="18"/>
+  </w:num>
+  <w:num w16cid:durableId="489449184" w:numId="23">
     <w:abstractNumId w:val="20"/>
   </w:num>
-  <w:num w16cid:durableId="1539315709" w:numId="20">
-    <w:abstractNumId w:val="25"/>
-  </w:num>
-  <w:num w16cid:durableId="684096350" w:numId="21">
+  <w:num w16cid:durableId="701327074" w:numId="24">
     <w:abstractNumId w:val="13"/>
   </w:num>
-  <w:num w16cid:durableId="1375154319" w:numId="22">
-    <w:abstractNumId w:val="17"/>
-  </w:num>
-  <w:num w16cid:durableId="489449184" w:numId="23">
+  <w:num w16cid:durableId="1360856025" w:numId="25">
     <w:abstractNumId w:val="19"/>
-  </w:num>
-  <w:num w16cid:durableId="701327074" w:numId="24">
-    <w:abstractNumId w:val="12"/>
-  </w:num>
-  <w:num w16cid:durableId="1360856025" w:numId="25">
-    <w:abstractNumId w:val="18"/>
   </w:num>
   <w:num w16cid:durableId="1744908882" w:numId="26">
     <w:abstractNumId w:val="10"/>
@@ -42374,6 +42548,45 @@
     <w:abstractNumId w:val="11"/>
   </w:num>
   <w:num w16cid:durableId="615716071" w:numId="37">
+    <w:abstractNumId w:val="11"/>
+  </w:num>
+  <w:num w16cid:durableId="1174957664" w:numId="38">
+    <w:abstractNumId w:val="10"/>
+  </w:num>
+  <w:num w16cid:durableId="692341873" w:numId="39">
+    <w:abstractNumId w:val="11"/>
+  </w:num>
+  <w:num w16cid:durableId="1863589453" w:numId="40">
+    <w:abstractNumId w:val="12"/>
+    <w:lvlOverride w:ilvl="0">
+      <w:startOverride w:val="1"/>
+    </w:lvlOverride>
+    <w:lvlOverride w:ilvl="1">
+      <w:startOverride w:val="1"/>
+    </w:lvlOverride>
+    <w:lvlOverride w:ilvl="2">
+      <w:startOverride w:val="1"/>
+    </w:lvlOverride>
+    <w:lvlOverride w:ilvl="3">
+      <w:startOverride w:val="1"/>
+    </w:lvlOverride>
+    <w:lvlOverride w:ilvl="4">
+      <w:startOverride w:val="1"/>
+    </w:lvlOverride>
+    <w:lvlOverride w:ilvl="5">
+      <w:startOverride w:val="1"/>
+    </w:lvlOverride>
+    <w:lvlOverride w:ilvl="6">
+      <w:startOverride w:val="1"/>
+    </w:lvlOverride>
+    <w:lvlOverride w:ilvl="7">
+      <w:startOverride w:val="1"/>
+    </w:lvlOverride>
+    <w:lvlOverride w:ilvl="8">
+      <w:startOverride w:val="1"/>
+    </w:lvlOverride>
+  </w:num>
+  <w:num w16cid:durableId="1262567667" w:numId="41">
     <w:abstractNumId w:val="11"/>
   </w:num>
   <w:num w:numId="1000">
@@ -43056,14 +43269,14 @@
     <w:basedOn w:val="Normal"/>
     <w:next w:val="BodyText"/>
     <w:qFormat/>
-    <w:rsid w:val="009137D8"/>
+    <w:rsid w:val="00AA7DB0"/>
     <w:pPr>
       <w:keepNext/>
       <w:keepLines/>
       <w:pBdr>
         <w:bottom w:color="auto" w:space="1" w:sz="4" w:val="single"/>
       </w:pBdr>
-      <w:spacing w:after="240" w:before="480"/>
+      <w:spacing w:after="240"/>
       <w:jc w:val="center"/>
     </w:pPr>
     <w:rPr>

--- a/Отчёт.docx
+++ b/Отчёт.docx
@@ -26,7 +26,7 @@
         <w:t xml:space="preserve">Нуриева Ильнара, Левченко Диана, Царегородцев Сергей, Ризатдинова София, Станин Владислав</w:t>
       </w:r>
     </w:p>
-    <w:bookmarkStart w:id="17" w:name="характеристики-пациентов"/>
+    <w:bookmarkStart w:id="27" w:name="характеристики-пациентов"/>
     <w:p>
       <w:pPr>
         <w:pStyle w:val="Heading1"/>
@@ -35,7 +35,7 @@
         <w:t xml:space="preserve">Характеристики пациентов</w:t>
       </w:r>
     </w:p>
-    <w:bookmarkStart w:id="15" w:name="X7f41702ddd864625834d7e96c574228e4152e36"/>
+    <w:bookmarkStart w:id="25" w:name="X7f41702ddd864625834d7e96c574228e4152e36"/>
     <w:p>
       <w:pPr>
         <w:pStyle w:val="Heading2"/>
@@ -238,8 +238,8 @@
         </w:sectPr>
       </w:pPr>
     </w:p>
-    <w:bookmarkEnd w:id="15"/>
-    <w:bookmarkStart w:id="16" w:name="демография"/>
+    <w:bookmarkEnd w:id="25"/>
+    <w:bookmarkStart w:id="26" w:name="демография"/>
     <w:p>
       <w:pPr>
         <w:pStyle w:val="Heading2"/>
@@ -5828,9 +5828,9 @@
         <w:t xml:space="preserve">Распределение пациентов по полу, возрасту и индексу массы тела было сопоставимым в обеих группах. Женщины преобладали в обеих группах (Траумель — 70%, диклофенак — 76%; всего 35/48, или 73%). Мужчины составляли меньшую долю (24–30%): в группе Траумель — 7/23 (30%), в группе диклофенака — 6/25 (24%); всего 13/48, или 27%.</w:t>
       </w:r>
     </w:p>
-    <w:bookmarkEnd w:id="16"/>
-    <w:bookmarkEnd w:id="17"/>
-    <w:bookmarkStart w:id="20" w:name="анализ-эффективности"/>
+    <w:bookmarkEnd w:id="26"/>
+    <w:bookmarkEnd w:id="27"/>
+    <w:bookmarkStart w:id="30" w:name="анализ-эффективности"/>
     <w:p>
       <w:pPr>
         <w:pStyle w:val="Heading1"/>
@@ -5839,7 +5839,7 @@
         <w:t xml:space="preserve">Анализ эффективности</w:t>
       </w:r>
     </w:p>
-    <w:bookmarkStart w:id="18" w:name="интенсивность-боли-по-ваш-в-покое"/>
+    <w:bookmarkStart w:id="28" w:name="интенсивность-боли-по-ваш-в-покое"/>
     <w:p>
       <w:pPr>
         <w:pStyle w:val="Heading2"/>
@@ -14609,8 +14609,8 @@
         </w:sectPr>
       </w:pPr>
     </w:p>
-    <w:bookmarkEnd w:id="18"/>
-    <w:bookmarkStart w:id="19" w:name="интенсивность-боли-по-ваш-после-нагрузки"/>
+    <w:bookmarkEnd w:id="28"/>
+    <w:bookmarkStart w:id="29" w:name="интенсивность-боли-по-ваш-после-нагрузки"/>
     <w:p>
       <w:pPr>
         <w:pStyle w:val="Heading2"/>
@@ -26514,7 +26514,7 @@
         <w:t xml:space="preserve"> </w:t>
       </w:r>
       <w:r>
-        <w:t xml:space="preserve">было рассмотрено процентное снижение оценки пациентом боли в коленном суставе по ВАШ после нагрузки (ходьба пешком 20 м) на 14-й и 30-й день (Визиты 2 и 3) по сравнению с исходным значением (Визит 1).</w:t>
+        <w:t xml:space="preserve">было рассмотрено процентное снижение оценки пациентом боли в коленном суставе по ВАШ в покое) на 14-й и 30-й день (Визиты 2 и 3) по сравнению с исходным значением (Визит 1).</w:t>
       </w:r>
     </w:p>
     <w:p>
@@ -26522,7 +26522,7 @@
         <w:pStyle w:val="BodyText"/>
       </w:pPr>
       <w:r>
-        <w:t xml:space="preserve">Полученные процентные изменения интенсивности боли после нагрузки были протестированы между двумя группами (Траумель и диклофенак) с помощью одностороннего t-критерия Стьюдента на уровне значимости 0.025 относительно выбранной границы не меньшей эффективности (-5%). Результаты анализа данной конечной точки представлены в таблице 7.</w:t>
+        <w:t xml:space="preserve">Полученные процентные изменения интенсивности боли в покое были протестированы между двумя группами (Траумель и диклофенак) с помощью одностороннего t-критерия Стьюдента на уровне значимости 0.025 относительно выбранной границы не меньшей эффективности (-5%). Результаты анализа данной конечной точки представлены в таблице 7.</w:t>
       </w:r>
     </w:p>
     <w:p xmlns:w14="http://schemas.microsoft.com/office/word/2010/wordml">
@@ -26552,7 +26552,7 @@
       </w:tblPr>
       <w:tr>
         <w:trPr>
-          <w:trHeight w:val="986" w:hRule="auto"/>
+          <w:trHeight w:val="943" w:hRule="auto"/>
           <w:tblHeader/>
         </w:trPr>
         header1
@@ -26658,7 +26658,7 @@
                 <w:szCs w:val="22"/>
                 <w:color w:val="000000"/>
               </w:rPr>
-              <w:t xml:space="preserve">после нагрузки</w:t>
+              <w:t xml:space="preserve">в покое</w:t>
             </w:r>
           </w:p>
         </w:tc>
@@ -27524,7 +27524,7 @@
         <w:pStyle w:val="BodyText"/>
       </w:pPr>
       <w:r>
-        <w:t xml:space="preserve">Среднее изменение в оценке интенсивности боли в коленном суставе по ВАШ после нагрузки от исходного уровня на Визите 2 составило 9.77% в группе, применявшей препарат Траумель, и 20.31% в группе диклофенака.</w:t>
+        <w:t xml:space="preserve">Среднее изменение в оценке интенсивности боли в коленном суставе по ВАШ в покое от исходного уровня на Визите 2 составило 9.77% в группе, применявшей препарат Траумель, и 20.31% в группе диклофенака.</w:t>
       </w:r>
       <w:r>
         <w:t xml:space="preserve"> </w:t>
@@ -27538,7 +27538,7 @@
         <w:pStyle w:val="BodyText"/>
       </w:pPr>
       <w:r>
-        <w:t xml:space="preserve">Среднее изменение в оценке интенсивности боли в коленном суставе по ВАШ после нагрузки от исходного уровня на Визите 3 составило 19.68% в группе Траумель и 34.41% в группе диклофенака.</w:t>
+        <w:t xml:space="preserve">Среднее изменение в оценке интенсивности боли в коленном суставе по ВАШ в покое от исходного уровня на Визите 3 составило 19.68% в группе Траумель и 34.41% в группе диклофенака.</w:t>
       </w:r>
       <w:r>
         <w:t xml:space="preserve"> </w:t>
@@ -27547,9 +27547,9 @@
         <w:t xml:space="preserve">Разница средних изменений составила -14,7 процентных пункта. 97.5% доверительный интервал (-20.0%; Inf) включает границу не меньшей эффективности (-5%), p-значение (1) больше заданного уровня значимости. Следовательно, нулевая гипотеза не может быть отвергнута, отличие статистически незначимо.</w:t>
       </w:r>
     </w:p>
-    <w:bookmarkEnd w:id="19"/>
-    <w:bookmarkEnd w:id="20"/>
-    <w:bookmarkStart w:id="24" w:name="анализ-безопасности"/>
+    <w:bookmarkEnd w:id="29"/>
+    <w:bookmarkEnd w:id="30"/>
+    <w:bookmarkStart w:id="34" w:name="анализ-безопасности"/>
     <w:p>
       <w:pPr>
         <w:pStyle w:val="Heading1"/>
@@ -27558,7 +27558,7 @@
         <w:t xml:space="preserve">Анализ безопасности</w:t>
       </w:r>
     </w:p>
-    <w:bookmarkStart w:id="21" w:name="экг"/>
+    <w:bookmarkStart w:id="31" w:name="экг"/>
     <w:p>
       <w:pPr>
         <w:pStyle w:val="Heading2"/>
@@ -29620,8 +29620,8 @@
         <w:t xml:space="preserve">Результаты оценки ЭКГ по трём основным параметрам (QT-аномалии, нарушения ритма, изменения ST-T) в группах Траумель и диклофенак представлены в Таблице 8. Частота ЭКГ-отклонений была низкой и сопоставимой в обеих группах. Наиболее распространенной категорией отклонений являлись изменения сегмента ST-T.</w:t>
       </w:r>
     </w:p>
-    <w:bookmarkEnd w:id="21"/>
-    <w:bookmarkStart w:id="22" w:name="клинический-анализ-крови"/>
+    <w:bookmarkEnd w:id="31"/>
+    <w:bookmarkStart w:id="32" w:name="клинический-анализ-крови"/>
     <w:p>
       <w:pPr>
         <w:pStyle w:val="Heading2"/>
@@ -32729,8 +32729,8 @@
         <w:t xml:space="preserve">Таким образом, представленные гематологические параметры не демонстрируют клинически значимой разницы на старте исследования, группы сопоставимы по этим показателям</w:t>
       </w:r>
     </w:p>
-    <w:bookmarkEnd w:id="22"/>
-    <w:bookmarkStart w:id="23" w:name="жизненно-важные-показатели"/>
+    <w:bookmarkEnd w:id="32"/>
+    <w:bookmarkStart w:id="33" w:name="жизненно-важные-показатели"/>
     <w:p>
       <w:pPr>
         <w:pStyle w:val="Heading2"/>
@@ -40508,13 +40508,13 @@
         <w:t xml:space="preserve">В Таблице 10 представлены результаты оценки показателей жизненно важных функций (АД, температура, ЧДД, ЧСС) на каждом визите в группах Траумеля и Диклофенака. По всем параметрам на каждом визите преобладали значения в пределах нормы, а доля отклонений была низкой.</w:t>
       </w:r>
     </w:p>
-    <w:bookmarkEnd w:id="23"/>
-    <w:bookmarkEnd w:id="24"/>
+    <w:bookmarkEnd w:id="33"/>
+    <w:bookmarkEnd w:id="34"/>
     <w:sectPr>
+      <w:pgMar w:bottom="1417" w:footer="708" w:gutter="0" w:header="708" w:left="1417" w:right="1417" w:top="1417"/>
+      <w:pgSz w:h="16838" w:orient="portrait" w:w="11906"/>
       <w:type w:val="continuous"/>
-      <w:pgSz w:h="16838" w:w="11906"/>
-      <w:pgMar w:bottom="1417" w:footer="708" w:gutter="0" w:header="708" w:left="1417" w:right="1417" w:top="1417"/>
-      <w:cols w:space="720"/>
+      <w:cols/>
     </w:sectPr>
   </w:body>
 </w:document>
